--- a/Week 9 - Day 40 -Spring Framework - ORM 15 May 2025.docx
+++ b/Week 9 - Day 40 -Spring Framework - ORM 15 May 2025.docx
@@ -107,46 +107,32 @@
           <w:sz w:val="28"/>
           <w:szCs w:val="28"/>
         </w:rPr>
-        <w:t xml:space="preserve">We can write this query in upper case or lower case and product is table name table name is not case sensitive. * means all columns </w:t>
+        <w:t xml:space="preserve">We can write this query in upper case or lower case and product is table name table name is not case sensitive. * </w:t>
       </w:r>
-    </w:p>
-    <w:p>
-      <w:pPr>
-        <w:rPr>
-          <w:sz w:val="28"/>
-          <w:szCs w:val="28"/>
-        </w:rPr>
-      </w:pPr>
-    </w:p>
-    <w:p>
-      <w:pPr>
-        <w:rPr>
-          <w:sz w:val="28"/>
-          <w:szCs w:val="28"/>
-        </w:rPr>
-      </w:pPr>
+      <w:proofErr w:type="gramStart"/>
       <w:r>
         <w:rPr>
           <w:sz w:val="28"/>
           <w:szCs w:val="28"/>
         </w:rPr>
-        <w:t>Select pid from product</w:t>
+        <w:t>means</w:t>
       </w:r>
-    </w:p>
-    <w:p>
-      <w:pPr>
-        <w:rPr>
-          <w:sz w:val="28"/>
-          <w:szCs w:val="28"/>
-        </w:rPr>
-      </w:pPr>
+      <w:proofErr w:type="gramEnd"/>
       <w:r>
         <w:rPr>
           <w:sz w:val="28"/>
           <w:szCs w:val="28"/>
         </w:rPr>
-        <w:t xml:space="preserve">Select pname from product </w:t>
+        <w:t xml:space="preserve"> all columns </w:t>
       </w:r>
+    </w:p>
+    <w:p>
+      <w:pPr>
+        <w:rPr>
+          <w:sz w:val="28"/>
+          <w:szCs w:val="28"/>
+        </w:rPr>
+      </w:pPr>
     </w:p>
     <w:p>
       <w:pPr>
@@ -160,7 +146,87 @@
           <w:sz w:val="28"/>
           <w:szCs w:val="28"/>
         </w:rPr>
-        <w:t xml:space="preserve">Select pid,pname from product </w:t>
+        <w:t xml:space="preserve">Select </w:t>
+      </w:r>
+      <w:proofErr w:type="spellStart"/>
+      <w:r>
+        <w:rPr>
+          <w:sz w:val="28"/>
+          <w:szCs w:val="28"/>
+        </w:rPr>
+        <w:t>pid</w:t>
+      </w:r>
+      <w:proofErr w:type="spellEnd"/>
+      <w:r>
+        <w:rPr>
+          <w:sz w:val="28"/>
+          <w:szCs w:val="28"/>
+        </w:rPr>
+        <w:t xml:space="preserve"> from product</w:t>
+      </w:r>
+    </w:p>
+    <w:p>
+      <w:pPr>
+        <w:rPr>
+          <w:sz w:val="28"/>
+          <w:szCs w:val="28"/>
+        </w:rPr>
+      </w:pPr>
+      <w:r>
+        <w:rPr>
+          <w:sz w:val="28"/>
+          <w:szCs w:val="28"/>
+        </w:rPr>
+        <w:t xml:space="preserve">Select </w:t>
+      </w:r>
+      <w:proofErr w:type="spellStart"/>
+      <w:r>
+        <w:rPr>
+          <w:sz w:val="28"/>
+          <w:szCs w:val="28"/>
+        </w:rPr>
+        <w:t>pname</w:t>
+      </w:r>
+      <w:proofErr w:type="spellEnd"/>
+      <w:r>
+        <w:rPr>
+          <w:sz w:val="28"/>
+          <w:szCs w:val="28"/>
+        </w:rPr>
+        <w:t xml:space="preserve"> from product </w:t>
+      </w:r>
+    </w:p>
+    <w:p>
+      <w:pPr>
+        <w:rPr>
+          <w:sz w:val="28"/>
+          <w:szCs w:val="28"/>
+        </w:rPr>
+      </w:pPr>
+      <w:r>
+        <w:rPr>
+          <w:sz w:val="28"/>
+          <w:szCs w:val="28"/>
+        </w:rPr>
+        <w:t xml:space="preserve">Select </w:t>
+      </w:r>
+      <w:proofErr w:type="spellStart"/>
+      <w:proofErr w:type="gramStart"/>
+      <w:r>
+        <w:rPr>
+          <w:sz w:val="28"/>
+          <w:szCs w:val="28"/>
+        </w:rPr>
+        <w:t>pid,pname</w:t>
+      </w:r>
+      <w:proofErr w:type="spellEnd"/>
+      <w:proofErr w:type="gramEnd"/>
+      <w:r>
+        <w:rPr>
+          <w:sz w:val="28"/>
+          <w:szCs w:val="28"/>
+        </w:rPr>
+        <w:t xml:space="preserve"> from product </w:t>
       </w:r>
     </w:p>
     <w:p>
@@ -222,14 +288,71 @@
         <w:rPr>
           <w:sz w:val="28"/>
           <w:szCs w:val="28"/>
+          <w:highlight w:val="yellow"/>
         </w:rPr>
       </w:pPr>
       <w:r>
         <w:rPr>
           <w:sz w:val="28"/>
           <w:szCs w:val="28"/>
+          <w:highlight w:val="yellow"/>
         </w:rPr>
-        <w:t>Select p.pid from Product p;</w:t>
+        <w:t xml:space="preserve">Select </w:t>
+      </w:r>
+      <w:proofErr w:type="spellStart"/>
+      <w:r>
+        <w:rPr>
+          <w:sz w:val="28"/>
+          <w:szCs w:val="28"/>
+          <w:highlight w:val="yellow"/>
+        </w:rPr>
+        <w:t>p.pid</w:t>
+      </w:r>
+      <w:proofErr w:type="spellEnd"/>
+      <w:r>
+        <w:rPr>
+          <w:sz w:val="28"/>
+          <w:szCs w:val="28"/>
+          <w:highlight w:val="yellow"/>
+        </w:rPr>
+        <w:t xml:space="preserve"> from Product p;</w:t>
+      </w:r>
+    </w:p>
+    <w:p>
+      <w:pPr>
+        <w:rPr>
+          <w:sz w:val="28"/>
+          <w:szCs w:val="28"/>
+          <w:highlight w:val="yellow"/>
+        </w:rPr>
+      </w:pPr>
+      <w:r>
+        <w:rPr>
+          <w:sz w:val="28"/>
+          <w:szCs w:val="28"/>
+          <w:highlight w:val="yellow"/>
+        </w:rPr>
+        <w:t xml:space="preserve">Select </w:t>
+      </w:r>
+      <w:proofErr w:type="spellStart"/>
+      <w:proofErr w:type="gramStart"/>
+      <w:r>
+        <w:rPr>
+          <w:sz w:val="28"/>
+          <w:szCs w:val="28"/>
+          <w:highlight w:val="yellow"/>
+        </w:rPr>
+        <w:t>p.pname</w:t>
+      </w:r>
+      <w:proofErr w:type="spellEnd"/>
+      <w:proofErr w:type="gramEnd"/>
+      <w:r>
+        <w:rPr>
+          <w:sz w:val="28"/>
+          <w:szCs w:val="28"/>
+          <w:highlight w:val="yellow"/>
+        </w:rPr>
+        <w:t xml:space="preserve"> from Product p;</w:t>
       </w:r>
     </w:p>
     <w:p>
@@ -243,23 +366,37 @@
         <w:rPr>
           <w:sz w:val="28"/>
           <w:szCs w:val="28"/>
+          <w:highlight w:val="yellow"/>
         </w:rPr>
-        <w:t>Select p.pname from Product p;</w:t>
+        <w:t xml:space="preserve">Select </w:t>
       </w:r>
-    </w:p>
-    <w:p>
-      <w:pPr>
-        <w:rPr>
-          <w:sz w:val="28"/>
-          <w:szCs w:val="28"/>
-        </w:rPr>
-      </w:pPr>
+      <w:proofErr w:type="spellStart"/>
+      <w:proofErr w:type="gramStart"/>
       <w:r>
         <w:rPr>
           <w:sz w:val="28"/>
           <w:szCs w:val="28"/>
+          <w:highlight w:val="yellow"/>
         </w:rPr>
-        <w:t>Select p.pid,p.pname from Product p;</w:t>
+        <w:t>p.pid,p</w:t>
+      </w:r>
+      <w:proofErr w:type="gramEnd"/>
+      <w:r>
+        <w:rPr>
+          <w:sz w:val="28"/>
+          <w:szCs w:val="28"/>
+          <w:highlight w:val="yellow"/>
+        </w:rPr>
+        <w:t>.pname</w:t>
+      </w:r>
+      <w:proofErr w:type="spellEnd"/>
+      <w:r>
+        <w:rPr>
+          <w:sz w:val="28"/>
+          <w:szCs w:val="28"/>
+          <w:highlight w:val="yellow"/>
+        </w:rPr>
+        <w:t xml:space="preserve"> from Product p;</w:t>
       </w:r>
     </w:p>
     <w:sectPr>
